--- a/Nitya_Laptop/MB Section/5- SIO -EC Requirement and Post Power Btn Pressed/About Signal/SYSON & SUSP/3- After SYS_ON, SUS_P.docx
+++ b/Nitya_Laptop/MB Section/5- SIO -EC Requirement and Post Power Btn Pressed/About Signal/SYSON & SUSP/3- After SYS_ON, SUS_P.docx
@@ -1,8 +1,107 @@
 
 <file path=word/document.xml><?xml version="1.0" encoding="utf-8"?>
-<w:document xmlns:wpc="http://schemas.microsoft.com/office/word/2010/wordprocessingCanvas" xmlns:cx="http://schemas.microsoft.com/office/drawing/2014/chartex" xmlns:cx1="http://schemas.microsoft.com/office/drawing/2015/9/8/chartex" xmlns:cx2="http://schemas.microsoft.com/office/drawing/2015/10/21/chartex" xmlns:cx3="http://schemas.microsoft.com/office/drawing/2016/5/9/chartex" xmlns:cx4="http://schemas.microsoft.com/office/drawing/2016/5/10/chartex" xmlns:cx5="http://schemas.microsoft.com/office/drawing/2016/5/11/chartex" xmlns:cx6="http://schemas.microsoft.com/office/drawing/2016/5/12/chartex" xmlns:cx7="http://schemas.microsoft.com/office/drawing/2016/5/13/chartex" xmlns:cx8="http://schemas.microsoft.com/office/drawing/2016/5/14/chartex" xmlns:mc="http://schemas.openxmlformats.org/markup-compatibility/2006" xmlns:aink="http://schemas.microsoft.com/office/drawing/2016/ink" xmlns:am3d="http://schemas.microsoft.com/office/drawing/2017/model3d" xmlns:o="urn:schemas-microsoft-com:office:office" xmlns:r="http://schemas.openxmlformats.org/officeDocument/2006/relationships" xmlns:m="http://schemas.openxmlformats.org/officeDocument/2006/math" xmlns:v="urn:schemas-microsoft-com:vml" xmlns:wp14="http://schemas.microsoft.com/office/word/2010/wordprocessingDrawing" xmlns:wp="http://schemas.openxmlformats.org/drawingml/2006/wordprocessingDrawing" xmlns:w10="urn:schemas-microsoft-com:office:word" xmlns:w="http://schemas.openxmlformats.org/wordprocessingml/2006/main" xmlns:w14="http://schemas.microsoft.com/office/word/2010/wordml" xmlns:w15="http://schemas.microsoft.com/office/word/2012/wordml" xmlns:w16cex="http://schemas.microsoft.com/office/word/2018/wordml/cex" xmlns:w16cid="http://schemas.microsoft.com/office/word/2016/wordml/cid" xmlns:w16="http://schemas.microsoft.com/office/word/2018/wordml" xmlns:w16sdtdh="http://schemas.microsoft.com/office/word/2020/wordml/sdtdatahash" xmlns:w16se="http://schemas.microsoft.com/office/word/2015/wordml/symex" xmlns:wpg="http://schemas.microsoft.com/office/word/2010/wordprocessingGroup" xmlns:wpi="http://schemas.microsoft.com/office/word/2010/wordprocessingInk" xmlns:wne="http://schemas.microsoft.com/office/word/2006/wordml" xmlns:wps="http://schemas.microsoft.com/office/word/2010/wordprocessingShape" mc:Ignorable="w14 w15 w16se w16cid w16 w16cex w16sdtdh wp14">
+<w:document xmlns:wpc="http://schemas.microsoft.com/office/word/2010/wordprocessingCanvas" xmlns:cx="http://schemas.microsoft.com/office/drawing/2014/chartex" xmlns:cx1="http://schemas.microsoft.com/office/drawing/2015/9/8/chartex" xmlns:cx2="http://schemas.microsoft.com/office/drawing/2015/10/21/chartex" xmlns:cx3="http://schemas.microsoft.com/office/drawing/2016/5/9/chartex" xmlns:cx4="http://schemas.microsoft.com/office/drawing/2016/5/10/chartex" xmlns:cx5="http://schemas.microsoft.com/office/drawing/2016/5/11/chartex" xmlns:cx6="http://schemas.microsoft.com/office/drawing/2016/5/12/chartex" xmlns:cx7="http://schemas.microsoft.com/office/drawing/2016/5/13/chartex" xmlns:cx8="http://schemas.microsoft.com/office/drawing/2016/5/14/chartex" xmlns:mc="http://schemas.openxmlformats.org/markup-compatibility/2006" xmlns:aink="http://schemas.microsoft.com/office/drawing/2016/ink" xmlns:am3d="http://schemas.microsoft.com/office/drawing/2017/model3d" xmlns:o="urn:schemas-microsoft-com:office:office" xmlns:oel="http://schemas.microsoft.com/office/2019/extlst" xmlns:r="http://schemas.openxmlformats.org/officeDocument/2006/relationships" xmlns:m="http://schemas.openxmlformats.org/officeDocument/2006/math" xmlns:v="urn:schemas-microsoft-com:vml" xmlns:wp14="http://schemas.microsoft.com/office/word/2010/wordprocessingDrawing" xmlns:wp="http://schemas.openxmlformats.org/drawingml/2006/wordprocessingDrawing" xmlns:w10="urn:schemas-microsoft-com:office:word" xmlns:w="http://schemas.openxmlformats.org/wordprocessingml/2006/main" xmlns:w14="http://schemas.microsoft.com/office/word/2010/wordml" xmlns:w15="http://schemas.microsoft.com/office/word/2012/wordml" xmlns:w16cex="http://schemas.microsoft.com/office/word/2018/wordml/cex" xmlns:w16cid="http://schemas.microsoft.com/office/word/2016/wordml/cid" xmlns:w16="http://schemas.microsoft.com/office/word/2018/wordml" xmlns:w16sdtdh="http://schemas.microsoft.com/office/word/2020/wordml/sdtdatahash" xmlns:w16se="http://schemas.microsoft.com/office/word/2015/wordml/symex" xmlns:wpg="http://schemas.microsoft.com/office/word/2010/wordprocessingGroup" xmlns:wpi="http://schemas.microsoft.com/office/word/2010/wordprocessingInk" xmlns:wne="http://schemas.microsoft.com/office/word/2006/wordml" xmlns:wps="http://schemas.microsoft.com/office/word/2010/wordprocessingShape" mc:Ignorable="w14 w15 w16se w16cid w16 w16cex w16sdtdh wp14">
   <w:body>
+    <w:p>
+      <w:pPr>
+        <w:rPr>
+          <w:b/>
+          <w:bCs/>
+        </w:rPr>
+      </w:pPr>
+      <w:r>
+        <w:rPr>
+          <w:b/>
+          <w:bCs/>
+        </w:rPr>
+        <w:t>SYS_ON Banne wali Supply</w:t>
+      </w:r>
+    </w:p>
+    <w:p>
+      <w:r>
+        <w:t>Ram Regulator Supply VDDQ 1.3V</w:t>
+      </w:r>
+    </w:p>
+    <w:p>
+      <w:r>
+        <w:t>VDDQ – CPU me Ram Regulator Section me jata hai.</w:t>
+      </w:r>
+    </w:p>
     <w:p/>
+    <w:p>
+      <w:pPr>
+        <w:rPr>
+          <w:b/>
+          <w:bCs/>
+        </w:rPr>
+      </w:pPr>
+      <w:r>
+        <w:rPr>
+          <w:b/>
+          <w:bCs/>
+        </w:rPr>
+        <w:t>SUSP Se Banne Wali Power Supply</w:t>
+      </w:r>
+    </w:p>
+    <w:p>
+      <w:pPr>
+        <w:spacing w:after="0"/>
+      </w:pPr>
+      <w:r>
+        <w:t>Ram Regulator VTT= VDDQ/2</w:t>
+      </w:r>
+    </w:p>
+    <w:p>
+      <w:r>
+        <w:t>(Ram Refference votage)</w:t>
+      </w:r>
+    </w:p>
+    <w:p>
+      <w:pPr>
+        <w:spacing w:after="0"/>
+      </w:pPr>
+      <w:r>
+        <w:t xml:space="preserve">SOC(PCH) – 1.05V </w:t>
+      </w:r>
+    </w:p>
+    <w:p>
+      <w:pPr>
+        <w:spacing w:line="240" w:lineRule="auto"/>
+        <w:jc w:val="both"/>
+        <w:rPr>
+          <w:rFonts w:ascii="Courier New" w:hAnsi="Courier New" w:cs="Courier New"/>
+          <w:b/>
+          <w:bCs/>
+        </w:rPr>
+      </w:pPr>
+      <w:r>
+        <w:rPr>
+          <w:rFonts w:ascii="Courier New" w:hAnsi="Courier New" w:cs="Courier New"/>
+          <w:b/>
+          <w:bCs/>
+          <w:highlight w:val="yellow"/>
+        </w:rPr>
+        <w:t>PCH Supply 1.05V</w:t>
+      </w:r>
+    </w:p>
+    <w:p/>
+    <w:p/>
+    <w:p>
+      <w:r>
+        <w:t>#- how</w:t>
+      </w:r>
+    </w:p>
+    <w:p>
+      <w:r>
+        <w:t xml:space="preserve">   </w:t>
+      </w:r>
+      <w:r>
+        <w:t>-</w:t>
+      </w:r>
+      <w:r>
+        <w:t xml:space="preserve"> high</w:t>
+      </w:r>
+    </w:p>
     <w:sectPr>
       <w:pgSz w:w="12240" w:h="15840" w:code="1"/>
       <w:pgMar w:top="720" w:right="720" w:bottom="720" w:left="720" w:header="720" w:footer="720" w:gutter="0"/>
